--- a/docs/平台使用操作手册.docx
+++ b/docs/平台使用操作手册.docx
@@ -48,7 +48,7 @@
           <w:b w:val="0"/>
           <w:sz w:val="20"/>
         </w:rPr>
-        <w:t>手册版本：v1.2（含 v2 优化升级模块、数据库接入实测、写接口安全加固）　编写日期：2026-09-12　v1.2 修订：2026-09-18</w:t>
+        <w:t>手册版本：v1.3（含 v2 优化升级模块、数据库接入实测、落库口径与写接口安全加固）　编写日期：2026-09-12　v1.3 修订：2026-09-18</w:t>
       </w:r>
     </w:p>
     <w:p>
@@ -6488,7 +6488,994 @@
           <w:b/>
           <w:sz w:val="23"/>
         </w:rPr>
-        <w:t>3.7 安全与审计（v2 加固，默认不改变现网行为）</w:t>
+        <w:t>3.7 落库口径：什么入库、什么不入库</w:t>
+      </w:r>
+    </w:p>
+    <w:p>
+      <w:pPr>
+        <w:spacing w:before="20" w:after="80" w:line="300" w:lineRule="auto"/>
+      </w:pPr>
+      <w:r>
+        <w:rPr>
+          <w:rFonts w:ascii="Times New Roman" w:hAnsi="Times New Roman" w:eastAsia="宋体"/>
+          <w:b w:val="0"/>
+          <w:sz w:val="21"/>
+        </w:rPr>
+        <w:t>平台把"告警"与"过程数据"分开存储，避免环境量淹没真正有价值的设备告警：</w:t>
+      </w:r>
+    </w:p>
+    <w:tbl>
+      <w:tblPr>
+        <w:tblStyle w:val="TableGrid"/>
+        <w:tblW w:type="auto" w:w="0"/>
+        <w:jc w:val="center"/>
+        <w:tblLook w:firstColumn="1" w:firstRow="1" w:lastColumn="0" w:lastRow="0" w:noHBand="0" w:noVBand="1" w:val="04A0"/>
+      </w:tblPr>
+      <w:tblGrid>
+        <w:gridCol w:w="2268"/>
+        <w:gridCol w:w="2268"/>
+        <w:gridCol w:w="2268"/>
+        <w:gridCol w:w="2268"/>
+      </w:tblGrid>
+      <w:tr>
+        <w:tc>
+          <w:tcPr>
+            <w:tcW w:type="dxa" w:w="2268"/>
+          </w:tcPr>
+          <w:p>
+            <w:pPr>
+              <w:spacing w:line="264" w:lineRule="auto"/>
+              <w:jc w:val="center"/>
+            </w:pPr>
+            <w:r/>
+            <w:r>
+              <w:rPr>
+                <w:rFonts w:ascii="Times New Roman" w:hAnsi="Times New Roman" w:eastAsia="黑体"/>
+                <w:b/>
+                <w:sz w:val="19"/>
+              </w:rPr>
+              <w:t>数据</w:t>
+            </w:r>
+          </w:p>
+        </w:tc>
+        <w:tc>
+          <w:tcPr>
+            <w:tcW w:type="dxa" w:w="2268"/>
+          </w:tcPr>
+          <w:p>
+            <w:pPr>
+              <w:spacing w:line="264" w:lineRule="auto"/>
+              <w:jc w:val="center"/>
+            </w:pPr>
+            <w:r/>
+            <w:r>
+              <w:rPr>
+                <w:rFonts w:ascii="Times New Roman" w:hAnsi="Times New Roman" w:eastAsia="黑体"/>
+                <w:b/>
+                <w:sz w:val="19"/>
+              </w:rPr>
+              <w:t>是否入库</w:t>
+            </w:r>
+          </w:p>
+        </w:tc>
+        <w:tc>
+          <w:tcPr>
+            <w:tcW w:type="dxa" w:w="2268"/>
+          </w:tcPr>
+          <w:p>
+            <w:pPr>
+              <w:spacing w:line="264" w:lineRule="auto"/>
+              <w:jc w:val="center"/>
+            </w:pPr>
+            <w:r/>
+            <w:r>
+              <w:rPr>
+                <w:rFonts w:ascii="Times New Roman" w:hAnsi="Times New Roman" w:eastAsia="黑体"/>
+                <w:b/>
+                <w:sz w:val="19"/>
+              </w:rPr>
+              <w:t>去向</w:t>
+            </w:r>
+          </w:p>
+        </w:tc>
+        <w:tc>
+          <w:tcPr>
+            <w:tcW w:type="dxa" w:w="2268"/>
+          </w:tcPr>
+          <w:p>
+            <w:pPr>
+              <w:spacing w:line="264" w:lineRule="auto"/>
+              <w:jc w:val="center"/>
+            </w:pPr>
+            <w:r/>
+            <w:r>
+              <w:rPr>
+                <w:rFonts w:ascii="Times New Roman" w:hAnsi="Times New Roman" w:eastAsia="黑体"/>
+                <w:b/>
+                <w:sz w:val="19"/>
+              </w:rPr>
+              <w:t>用途</w:t>
+            </w:r>
+          </w:p>
+        </w:tc>
+      </w:tr>
+      <w:tr>
+        <w:tc>
+          <w:tcPr>
+            <w:tcW w:type="dxa" w:w="2268"/>
+          </w:tcPr>
+          <w:p>
+            <w:pPr>
+              <w:spacing w:line="276" w:lineRule="auto"/>
+            </w:pPr>
+            <w:r/>
+            <w:r>
+              <w:rPr>
+                <w:rFonts w:ascii="Times New Roman" w:hAnsi="Times New Roman" w:eastAsia="宋体"/>
+                <w:b w:val="0"/>
+                <w:sz w:val="19"/>
+              </w:rPr>
+              <w:t>环境类预警（高温 / 低温 / 高湿）</w:t>
+            </w:r>
+          </w:p>
+        </w:tc>
+        <w:tc>
+          <w:tcPr>
+            <w:tcW w:type="dxa" w:w="2268"/>
+          </w:tcPr>
+          <w:p>
+            <w:pPr>
+              <w:spacing w:line="276" w:lineRule="auto"/>
+            </w:pPr>
+            <w:r/>
+            <w:r>
+              <w:rPr>
+                <w:rFonts w:ascii="Times New Roman" w:hAnsi="Times New Roman" w:eastAsia="宋体"/>
+                <w:b/>
+                <w:sz w:val="19"/>
+              </w:rPr>
+              <w:t>不入库</w:t>
+            </w:r>
+          </w:p>
+        </w:tc>
+        <w:tc>
+          <w:tcPr>
+            <w:tcW w:type="dxa" w:w="2268"/>
+          </w:tcPr>
+          <w:p>
+            <w:pPr>
+              <w:spacing w:line="276" w:lineRule="auto"/>
+            </w:pPr>
+            <w:r/>
+            <w:r>
+              <w:rPr>
+                <w:rFonts w:ascii="Times New Roman" w:hAnsi="Times New Roman" w:eastAsia="宋体"/>
+                <w:b w:val="0"/>
+                <w:sz w:val="19"/>
+              </w:rPr>
+              <w:t>前端实时推送 + 内存列表</w:t>
+            </w:r>
+          </w:p>
+        </w:tc>
+        <w:tc>
+          <w:tcPr>
+            <w:tcW w:type="dxa" w:w="2268"/>
+          </w:tcPr>
+          <w:p>
+            <w:pPr>
+              <w:spacing w:line="276" w:lineRule="auto"/>
+            </w:pPr>
+            <w:r/>
+            <w:r>
+              <w:rPr>
+                <w:rFonts w:ascii="Times New Roman" w:hAnsi="Times New Roman" w:eastAsia="宋体"/>
+                <w:b w:val="0"/>
+                <w:sz w:val="19"/>
+              </w:rPr>
+              <w:t>只反映气候与环境，不反映碳滑板本体状态</w:t>
+            </w:r>
+          </w:p>
+        </w:tc>
+      </w:tr>
+      <w:tr>
+        <w:tc>
+          <w:tcPr>
+            <w:tcW w:type="dxa" w:w="2268"/>
+          </w:tcPr>
+          <w:p>
+            <w:pPr>
+              <w:spacing w:line="276" w:lineRule="auto"/>
+            </w:pPr>
+            <w:r/>
+            <w:r>
+              <w:rPr>
+                <w:rFonts w:ascii="Times New Roman" w:hAnsi="Times New Roman" w:eastAsia="宋体"/>
+                <w:b w:val="0"/>
+                <w:sz w:val="19"/>
+              </w:rPr>
+              <w:t>设备类告警（高压 / 低压等）</w:t>
+            </w:r>
+          </w:p>
+        </w:tc>
+        <w:tc>
+          <w:tcPr>
+            <w:tcW w:type="dxa" w:w="2268"/>
+          </w:tcPr>
+          <w:p>
+            <w:pPr>
+              <w:spacing w:line="276" w:lineRule="auto"/>
+            </w:pPr>
+            <w:r/>
+            <w:r>
+              <w:rPr>
+                <w:rFonts w:ascii="Times New Roman" w:hAnsi="Times New Roman" w:eastAsia="宋体"/>
+                <w:b w:val="0"/>
+                <w:sz w:val="19"/>
+              </w:rPr>
+              <w:t>入库</w:t>
+            </w:r>
+          </w:p>
+        </w:tc>
+        <w:tc>
+          <w:tcPr>
+            <w:tcW w:type="dxa" w:w="2268"/>
+          </w:tcPr>
+          <w:p>
+            <w:pPr>
+              <w:spacing w:line="276" w:lineRule="auto"/>
+            </w:pPr>
+            <w:r/>
+            <w:r>
+              <w:rPr>
+                <w:rFonts w:ascii="Consolas" w:hAnsi="Consolas" w:eastAsia="宋体"/>
+                <w:b w:val="0"/>
+                <w:sz w:val="18"/>
+              </w:rPr>
+              <w:t>warning_history</w:t>
+            </w:r>
+          </w:p>
+        </w:tc>
+        <w:tc>
+          <w:tcPr>
+            <w:tcW w:type="dxa" w:w="2268"/>
+          </w:tcPr>
+          <w:p>
+            <w:pPr>
+              <w:spacing w:line="276" w:lineRule="auto"/>
+            </w:pPr>
+            <w:r/>
+            <w:r>
+              <w:rPr>
+                <w:rFonts w:ascii="Times New Roman" w:hAnsi="Times New Roman" w:eastAsia="宋体"/>
+                <w:b w:val="0"/>
+                <w:sz w:val="19"/>
+              </w:rPr>
+              <w:t>故障总览、历史查询、PDF 报告</w:t>
+            </w:r>
+          </w:p>
+        </w:tc>
+      </w:tr>
+      <w:tr>
+        <w:tc>
+          <w:tcPr>
+            <w:tcW w:type="dxa" w:w="2268"/>
+          </w:tcPr>
+          <w:p>
+            <w:pPr>
+              <w:spacing w:line="276" w:lineRule="auto"/>
+            </w:pPr>
+            <w:r/>
+            <w:r>
+              <w:rPr>
+                <w:rFonts w:ascii="Times New Roman" w:hAnsi="Times New Roman" w:eastAsia="宋体"/>
+                <w:b w:val="0"/>
+                <w:sz w:val="19"/>
+              </w:rPr>
+              <w:t>过程数据（温度/压力/湿度 + 双环被控量与控制输出）</w:t>
+            </w:r>
+          </w:p>
+        </w:tc>
+        <w:tc>
+          <w:tcPr>
+            <w:tcW w:type="dxa" w:w="2268"/>
+          </w:tcPr>
+          <w:p>
+            <w:pPr>
+              <w:spacing w:line="276" w:lineRule="auto"/>
+            </w:pPr>
+            <w:r/>
+            <w:r>
+              <w:rPr>
+                <w:rFonts w:ascii="Times New Roman" w:hAnsi="Times New Roman" w:eastAsia="宋体"/>
+                <w:b w:val="0"/>
+                <w:sz w:val="19"/>
+              </w:rPr>
+              <w:t>入库</w:t>
+            </w:r>
+          </w:p>
+        </w:tc>
+        <w:tc>
+          <w:tcPr>
+            <w:tcW w:type="dxa" w:w="2268"/>
+          </w:tcPr>
+          <w:p>
+            <w:pPr>
+              <w:spacing w:line="276" w:lineRule="auto"/>
+            </w:pPr>
+            <w:r/>
+            <w:r>
+              <w:rPr>
+                <w:rFonts w:ascii="Consolas" w:hAnsi="Consolas" w:eastAsia="宋体"/>
+                <w:b w:val="0"/>
+                <w:sz w:val="18"/>
+              </w:rPr>
+              <w:t>sensor_sample</w:t>
+            </w:r>
+          </w:p>
+        </w:tc>
+        <w:tc>
+          <w:tcPr>
+            <w:tcW w:type="dxa" w:w="2268"/>
+          </w:tcPr>
+          <w:p>
+            <w:pPr>
+              <w:spacing w:line="276" w:lineRule="auto"/>
+            </w:pPr>
+            <w:r/>
+            <w:r>
+              <w:rPr>
+                <w:rFonts w:ascii="Times New Roman" w:hAnsi="Times New Roman" w:eastAsia="宋体"/>
+                <w:b/>
+                <w:sz w:val="19"/>
+              </w:rPr>
+              <w:t>仅作为 K、T、L 辨识与 Kp/Ki/Kd 三参数整定的数据集</w:t>
+            </w:r>
+          </w:p>
+        </w:tc>
+      </w:tr>
+    </w:tbl>
+    <w:p>
+      <w:pPr>
+        <w:spacing w:after="40"/>
+      </w:pPr>
+    </w:p>
+    <w:p>
+      <w:pPr>
+        <w:spacing w:before="20" w:after="80" w:line="300" w:lineRule="auto"/>
+      </w:pPr>
+      <w:r>
+        <w:rPr>
+          <w:rFonts w:ascii="Times New Roman" w:hAnsi="Times New Roman" w:eastAsia="宋体"/>
+          <w:b w:val="0"/>
+          <w:sz w:val="21"/>
+        </w:rPr>
+        <w:t>相关变量：</w:t>
+      </w:r>
+    </w:p>
+    <w:tbl>
+      <w:tblPr>
+        <w:tblStyle w:val="TableGrid"/>
+        <w:tblW w:type="auto" w:w="0"/>
+        <w:jc w:val="center"/>
+        <w:tblLook w:firstColumn="1" w:firstRow="1" w:lastColumn="0" w:lastRow="0" w:noHBand="0" w:noVBand="1" w:val="04A0"/>
+      </w:tblPr>
+      <w:tblGrid>
+        <w:gridCol w:w="3024"/>
+        <w:gridCol w:w="3024"/>
+        <w:gridCol w:w="3024"/>
+      </w:tblGrid>
+      <w:tr>
+        <w:tc>
+          <w:tcPr>
+            <w:tcW w:type="dxa" w:w="3024"/>
+          </w:tcPr>
+          <w:p>
+            <w:pPr>
+              <w:spacing w:line="264" w:lineRule="auto"/>
+              <w:jc w:val="center"/>
+            </w:pPr>
+            <w:r/>
+            <w:r>
+              <w:rPr>
+                <w:rFonts w:ascii="Times New Roman" w:hAnsi="Times New Roman" w:eastAsia="黑体"/>
+                <w:b/>
+                <w:sz w:val="19"/>
+              </w:rPr>
+              <w:t>变量</w:t>
+            </w:r>
+          </w:p>
+        </w:tc>
+        <w:tc>
+          <w:tcPr>
+            <w:tcW w:type="dxa" w:w="3024"/>
+          </w:tcPr>
+          <w:p>
+            <w:pPr>
+              <w:spacing w:line="264" w:lineRule="auto"/>
+              <w:jc w:val="center"/>
+            </w:pPr>
+            <w:r/>
+            <w:r>
+              <w:rPr>
+                <w:rFonts w:ascii="Times New Roman" w:hAnsi="Times New Roman" w:eastAsia="黑体"/>
+                <w:b/>
+                <w:sz w:val="19"/>
+              </w:rPr>
+              <w:t>默认</w:t>
+            </w:r>
+          </w:p>
+        </w:tc>
+        <w:tc>
+          <w:tcPr>
+            <w:tcW w:type="dxa" w:w="3024"/>
+          </w:tcPr>
+          <w:p>
+            <w:pPr>
+              <w:spacing w:line="264" w:lineRule="auto"/>
+              <w:jc w:val="center"/>
+            </w:pPr>
+            <w:r/>
+            <w:r>
+              <w:rPr>
+                <w:rFonts w:ascii="Times New Roman" w:hAnsi="Times New Roman" w:eastAsia="黑体"/>
+                <w:b/>
+                <w:sz w:val="19"/>
+              </w:rPr>
+              <w:t>说明</w:t>
+            </w:r>
+          </w:p>
+        </w:tc>
+      </w:tr>
+      <w:tr>
+        <w:tc>
+          <w:tcPr>
+            <w:tcW w:type="dxa" w:w="3024"/>
+          </w:tcPr>
+          <w:p>
+            <w:pPr>
+              <w:spacing w:line="276" w:lineRule="auto"/>
+            </w:pPr>
+            <w:r/>
+            <w:r>
+              <w:rPr>
+                <w:rFonts w:ascii="Consolas" w:hAnsi="Consolas" w:eastAsia="宋体"/>
+                <w:b w:val="0"/>
+                <w:sz w:val="18"/>
+              </w:rPr>
+              <w:t>PERSIST_ENV_WARNINGS</w:t>
+            </w:r>
+          </w:p>
+        </w:tc>
+        <w:tc>
+          <w:tcPr>
+            <w:tcW w:type="dxa" w:w="3024"/>
+          </w:tcPr>
+          <w:p>
+            <w:pPr>
+              <w:spacing w:line="276" w:lineRule="auto"/>
+            </w:pPr>
+            <w:r/>
+            <w:r>
+              <w:rPr>
+                <w:rFonts w:ascii="Consolas" w:hAnsi="Consolas" w:eastAsia="宋体"/>
+                <w:b w:val="0"/>
+                <w:sz w:val="18"/>
+              </w:rPr>
+              <w:t>false</w:t>
+            </w:r>
+          </w:p>
+        </w:tc>
+        <w:tc>
+          <w:tcPr>
+            <w:tcW w:type="dxa" w:w="3024"/>
+          </w:tcPr>
+          <w:p>
+            <w:pPr>
+              <w:spacing w:line="276" w:lineRule="auto"/>
+            </w:pPr>
+            <w:r/>
+            <w:r>
+              <w:rPr>
+                <w:rFonts w:ascii="Times New Roman" w:hAnsi="Times New Roman" w:eastAsia="宋体"/>
+                <w:b w:val="0"/>
+                <w:sz w:val="19"/>
+              </w:rPr>
+              <w:t xml:space="preserve">置 </w:t>
+            </w:r>
+            <w:r>
+              <w:rPr>
+                <w:rFonts w:ascii="Consolas" w:hAnsi="Consolas" w:eastAsia="宋体"/>
+                <w:b w:val="0"/>
+                <w:sz w:val="18"/>
+              </w:rPr>
+              <w:t>true</w:t>
+            </w:r>
+            <w:r>
+              <w:rPr>
+                <w:rFonts w:ascii="Times New Roman" w:hAnsi="Times New Roman" w:eastAsia="宋体"/>
+                <w:b w:val="0"/>
+                <w:sz w:val="19"/>
+              </w:rPr>
+              <w:t xml:space="preserve"> 可恢复"环境类预警也入库"的旧行为</w:t>
+            </w:r>
+          </w:p>
+        </w:tc>
+      </w:tr>
+      <w:tr>
+        <w:tc>
+          <w:tcPr>
+            <w:tcW w:type="dxa" w:w="3024"/>
+          </w:tcPr>
+          <w:p>
+            <w:pPr>
+              <w:spacing w:line="276" w:lineRule="auto"/>
+            </w:pPr>
+            <w:r/>
+            <w:r>
+              <w:rPr>
+                <w:rFonts w:ascii="Consolas" w:hAnsi="Consolas" w:eastAsia="宋体"/>
+                <w:b w:val="0"/>
+                <w:sz w:val="18"/>
+              </w:rPr>
+              <w:t>PERSIST_SAMPLES</w:t>
+            </w:r>
+          </w:p>
+        </w:tc>
+        <w:tc>
+          <w:tcPr>
+            <w:tcW w:type="dxa" w:w="3024"/>
+          </w:tcPr>
+          <w:p>
+            <w:pPr>
+              <w:spacing w:line="276" w:lineRule="auto"/>
+            </w:pPr>
+            <w:r/>
+            <w:r>
+              <w:rPr>
+                <w:rFonts w:ascii="Consolas" w:hAnsi="Consolas" w:eastAsia="宋体"/>
+                <w:b w:val="0"/>
+                <w:sz w:val="18"/>
+              </w:rPr>
+              <w:t>true</w:t>
+            </w:r>
+          </w:p>
+        </w:tc>
+        <w:tc>
+          <w:tcPr>
+            <w:tcW w:type="dxa" w:w="3024"/>
+          </w:tcPr>
+          <w:p>
+            <w:pPr>
+              <w:spacing w:line="276" w:lineRule="auto"/>
+            </w:pPr>
+            <w:r/>
+            <w:r>
+              <w:rPr>
+                <w:rFonts w:ascii="Times New Roman" w:hAnsi="Times New Roman" w:eastAsia="宋体"/>
+                <w:b w:val="0"/>
+                <w:sz w:val="19"/>
+              </w:rPr>
+              <w:t xml:space="preserve">过程数据是否写入 </w:t>
+            </w:r>
+            <w:r>
+              <w:rPr>
+                <w:rFonts w:ascii="Consolas" w:hAnsi="Consolas" w:eastAsia="宋体"/>
+                <w:b w:val="0"/>
+                <w:sz w:val="18"/>
+              </w:rPr>
+              <w:t>sensor_sample</w:t>
+            </w:r>
+          </w:p>
+        </w:tc>
+      </w:tr>
+      <w:tr>
+        <w:tc>
+          <w:tcPr>
+            <w:tcW w:type="dxa" w:w="3024"/>
+          </w:tcPr>
+          <w:p>
+            <w:pPr>
+              <w:spacing w:line="276" w:lineRule="auto"/>
+            </w:pPr>
+            <w:r/>
+            <w:r>
+              <w:rPr>
+                <w:rFonts w:ascii="Consolas" w:hAnsi="Consolas" w:eastAsia="宋体"/>
+                <w:b w:val="0"/>
+                <w:sz w:val="18"/>
+              </w:rPr>
+              <w:t>SAMPLE_INTERVAL_S</w:t>
+            </w:r>
+          </w:p>
+        </w:tc>
+        <w:tc>
+          <w:tcPr>
+            <w:tcW w:type="dxa" w:w="3024"/>
+          </w:tcPr>
+          <w:p>
+            <w:pPr>
+              <w:spacing w:line="276" w:lineRule="auto"/>
+            </w:pPr>
+            <w:r/>
+            <w:r>
+              <w:rPr>
+                <w:rFonts w:ascii="Consolas" w:hAnsi="Consolas" w:eastAsia="宋体"/>
+                <w:b w:val="0"/>
+                <w:sz w:val="18"/>
+              </w:rPr>
+              <w:t>10</w:t>
+            </w:r>
+          </w:p>
+        </w:tc>
+        <w:tc>
+          <w:tcPr>
+            <w:tcW w:type="dxa" w:w="3024"/>
+          </w:tcPr>
+          <w:p>
+            <w:pPr>
+              <w:spacing w:line="276" w:lineRule="auto"/>
+            </w:pPr>
+            <w:r/>
+            <w:r>
+              <w:rPr>
+                <w:rFonts w:ascii="Times New Roman" w:hAnsi="Times New Roman" w:eastAsia="宋体"/>
+                <w:b w:val="0"/>
+                <w:sz w:val="19"/>
+              </w:rPr>
+              <w:t>采样间隔秒数（节流，避免高频刷库）</w:t>
+            </w:r>
+          </w:p>
+        </w:tc>
+      </w:tr>
+      <w:tr>
+        <w:tc>
+          <w:tcPr>
+            <w:tcW w:type="dxa" w:w="3024"/>
+          </w:tcPr>
+          <w:p>
+            <w:pPr>
+              <w:spacing w:line="276" w:lineRule="auto"/>
+            </w:pPr>
+            <w:r/>
+            <w:r>
+              <w:rPr>
+                <w:rFonts w:ascii="Consolas" w:hAnsi="Consolas" w:eastAsia="宋体"/>
+                <w:b w:val="0"/>
+                <w:sz w:val="18"/>
+              </w:rPr>
+              <w:t>WARNING_REMARK_MAX</w:t>
+            </w:r>
+          </w:p>
+        </w:tc>
+        <w:tc>
+          <w:tcPr>
+            <w:tcW w:type="dxa" w:w="3024"/>
+          </w:tcPr>
+          <w:p>
+            <w:pPr>
+              <w:spacing w:line="276" w:lineRule="auto"/>
+            </w:pPr>
+            <w:r/>
+            <w:r>
+              <w:rPr>
+                <w:rFonts w:ascii="Consolas" w:hAnsi="Consolas" w:eastAsia="宋体"/>
+                <w:b w:val="0"/>
+                <w:sz w:val="18"/>
+              </w:rPr>
+              <w:t>2000</w:t>
+            </w:r>
+          </w:p>
+        </w:tc>
+        <w:tc>
+          <w:tcPr>
+            <w:tcW w:type="dxa" w:w="3024"/>
+          </w:tcPr>
+          <w:p>
+            <w:pPr>
+              <w:spacing w:line="276" w:lineRule="auto"/>
+            </w:pPr>
+            <w:r/>
+            <w:r>
+              <w:rPr>
+                <w:rFonts w:ascii="Times New Roman" w:hAnsi="Times New Roman" w:eastAsia="宋体"/>
+                <w:b w:val="0"/>
+                <w:sz w:val="19"/>
+              </w:rPr>
+              <w:t>告警备注最大字符数，防止超列宽导致整条告警丢失</w:t>
+            </w:r>
+          </w:p>
+        </w:tc>
+      </w:tr>
+    </w:tbl>
+    <w:p>
+      <w:pPr>
+        <w:spacing w:after="40"/>
+      </w:pPr>
+    </w:p>
+    <w:p>
+      <w:pPr>
+        <w:spacing w:before="20" w:after="80" w:line="300" w:lineRule="auto"/>
+      </w:pPr>
+      <w:r>
+        <w:rPr>
+          <w:rFonts w:ascii="Times New Roman" w:hAnsi="Times New Roman" w:eastAsia="宋体"/>
+          <w:b w:val="0"/>
+          <w:sz w:val="21"/>
+        </w:rPr>
+        <w:t>对应接口：</w:t>
+      </w:r>
+    </w:p>
+    <w:tbl>
+      <w:tblPr>
+        <w:tblStyle w:val="TableGrid"/>
+        <w:tblW w:type="auto" w:w="0"/>
+        <w:jc w:val="center"/>
+        <w:tblLook w:firstColumn="1" w:firstRow="1" w:lastColumn="0" w:lastRow="0" w:noHBand="0" w:noVBand="1" w:val="04A0"/>
+      </w:tblPr>
+      <w:tblGrid>
+        <w:gridCol w:w="3024"/>
+        <w:gridCol w:w="3024"/>
+        <w:gridCol w:w="3024"/>
+      </w:tblGrid>
+      <w:tr>
+        <w:tc>
+          <w:tcPr>
+            <w:tcW w:type="dxa" w:w="3024"/>
+          </w:tcPr>
+          <w:p>
+            <w:pPr>
+              <w:spacing w:line="264" w:lineRule="auto"/>
+              <w:jc w:val="center"/>
+            </w:pPr>
+            <w:r/>
+            <w:r>
+              <w:rPr>
+                <w:rFonts w:ascii="Times New Roman" w:hAnsi="Times New Roman" w:eastAsia="黑体"/>
+                <w:b/>
+                <w:sz w:val="19"/>
+              </w:rPr>
+              <w:t>方法</w:t>
+            </w:r>
+          </w:p>
+        </w:tc>
+        <w:tc>
+          <w:tcPr>
+            <w:tcW w:type="dxa" w:w="3024"/>
+          </w:tcPr>
+          <w:p>
+            <w:pPr>
+              <w:spacing w:line="264" w:lineRule="auto"/>
+              <w:jc w:val="center"/>
+            </w:pPr>
+            <w:r/>
+            <w:r>
+              <w:rPr>
+                <w:rFonts w:ascii="Times New Roman" w:hAnsi="Times New Roman" w:eastAsia="黑体"/>
+                <w:b/>
+                <w:sz w:val="19"/>
+              </w:rPr>
+              <w:t>路径</w:t>
+            </w:r>
+          </w:p>
+        </w:tc>
+        <w:tc>
+          <w:tcPr>
+            <w:tcW w:type="dxa" w:w="3024"/>
+          </w:tcPr>
+          <w:p>
+            <w:pPr>
+              <w:spacing w:line="264" w:lineRule="auto"/>
+              <w:jc w:val="center"/>
+            </w:pPr>
+            <w:r/>
+            <w:r>
+              <w:rPr>
+                <w:rFonts w:ascii="Times New Roman" w:hAnsi="Times New Roman" w:eastAsia="黑体"/>
+                <w:b/>
+                <w:sz w:val="19"/>
+              </w:rPr>
+              <w:t>说明</w:t>
+            </w:r>
+          </w:p>
+        </w:tc>
+      </w:tr>
+      <w:tr>
+        <w:tc>
+          <w:tcPr>
+            <w:tcW w:type="dxa" w:w="3024"/>
+          </w:tcPr>
+          <w:p>
+            <w:pPr>
+              <w:spacing w:line="276" w:lineRule="auto"/>
+            </w:pPr>
+            <w:r/>
+            <w:r>
+              <w:rPr>
+                <w:rFonts w:ascii="Times New Roman" w:hAnsi="Times New Roman" w:eastAsia="宋体"/>
+                <w:b w:val="0"/>
+                <w:sz w:val="19"/>
+              </w:rPr>
+              <w:t>GET</w:t>
+            </w:r>
+          </w:p>
+        </w:tc>
+        <w:tc>
+          <w:tcPr>
+            <w:tcW w:type="dxa" w:w="3024"/>
+          </w:tcPr>
+          <w:p>
+            <w:pPr>
+              <w:spacing w:line="276" w:lineRule="auto"/>
+            </w:pPr>
+            <w:r/>
+            <w:r>
+              <w:rPr>
+                <w:rFonts w:ascii="Consolas" w:hAnsi="Consolas" w:eastAsia="宋体"/>
+                <w:b w:val="0"/>
+                <w:sz w:val="18"/>
+              </w:rPr>
+              <w:t>/api/v2/samples?limit=&amp;since=</w:t>
+            </w:r>
+          </w:p>
+        </w:tc>
+        <w:tc>
+          <w:tcPr>
+            <w:tcW w:type="dxa" w:w="3024"/>
+          </w:tcPr>
+          <w:p>
+            <w:pPr>
+              <w:spacing w:line="276" w:lineRule="auto"/>
+            </w:pPr>
+            <w:r/>
+            <w:r>
+              <w:rPr>
+                <w:rFonts w:ascii="Times New Roman" w:hAnsi="Times New Roman" w:eastAsia="宋体"/>
+                <w:b w:val="0"/>
+                <w:sz w:val="19"/>
+              </w:rPr>
+              <w:t>查询过程数据点（含温度/压力/湿度、接触力、弓头高度、控制输出）</w:t>
+            </w:r>
+          </w:p>
+        </w:tc>
+      </w:tr>
+      <w:tr>
+        <w:tc>
+          <w:tcPr>
+            <w:tcW w:type="dxa" w:w="3024"/>
+          </w:tcPr>
+          <w:p>
+            <w:pPr>
+              <w:spacing w:line="276" w:lineRule="auto"/>
+            </w:pPr>
+            <w:r/>
+            <w:r>
+              <w:rPr>
+                <w:rFonts w:ascii="Times New Roman" w:hAnsi="Times New Roman" w:eastAsia="宋体"/>
+                <w:b w:val="0"/>
+                <w:sz w:val="19"/>
+              </w:rPr>
+              <w:t>GET</w:t>
+            </w:r>
+          </w:p>
+        </w:tc>
+        <w:tc>
+          <w:tcPr>
+            <w:tcW w:type="dxa" w:w="3024"/>
+          </w:tcPr>
+          <w:p>
+            <w:pPr>
+              <w:spacing w:line="276" w:lineRule="auto"/>
+            </w:pPr>
+            <w:r/>
+            <w:r>
+              <w:rPr>
+                <w:rFonts w:ascii="Times New Roman" w:hAnsi="Times New Roman" w:eastAsia="宋体"/>
+                <w:b w:val="0"/>
+                <w:sz w:val="19"/>
+              </w:rPr>
+              <w:t>`/api/v2/tuning-dataset?loop=force\</w:t>
+            </w:r>
+          </w:p>
+        </w:tc>
+        <w:tc>
+          <w:tcPr>
+            <w:tcW w:type="dxa" w:w="3024"/>
+          </w:tcPr>
+          <w:p>
+            <w:pPr>
+              <w:spacing w:line="276" w:lineRule="auto"/>
+            </w:pPr>
+            <w:r/>
+            <w:r>
+              <w:rPr>
+                <w:rFonts w:ascii="Times New Roman" w:hAnsi="Times New Roman" w:eastAsia="宋体"/>
+                <w:b w:val="0"/>
+                <w:sz w:val="19"/>
+              </w:rPr>
+              <w:t>posture`</w:t>
+            </w:r>
+          </w:p>
+        </w:tc>
+      </w:tr>
+    </w:tbl>
+    <w:p>
+      <w:pPr>
+        <w:spacing w:after="40"/>
+      </w:pPr>
+    </w:p>
+    <w:p>
+      <w:pPr>
+        <w:spacing w:before="40" w:after="80" w:line="300" w:lineRule="auto"/>
+        <w:ind w:left="283"/>
+      </w:pPr>
+      <w:r>
+        <w:rPr>
+          <w:rFonts w:ascii="Times New Roman" w:hAnsi="Times New Roman" w:eastAsia="宋体"/>
+          <w:b w:val="0"/>
+          <w:sz w:val="20"/>
+        </w:rPr>
+        <w:t>⚠️ 环境类预警不入库，意味着</w:t>
+      </w:r>
+      <w:r>
+        <w:rPr>
+          <w:rFonts w:ascii="Times New Roman" w:hAnsi="Times New Roman" w:eastAsia="宋体"/>
+          <w:b/>
+          <w:sz w:val="20"/>
+        </w:rPr>
+        <w:t>重启平台后历史记录里看不到它们</w:t>
+      </w:r>
+      <w:r>
+        <w:rPr>
+          <w:rFonts w:ascii="Times New Roman" w:hAnsi="Times New Roman" w:eastAsia="宋体"/>
+          <w:b w:val="0"/>
+          <w:sz w:val="20"/>
+        </w:rPr>
+        <w:t xml:space="preserve">，但运行期间仍实时推送到页面。若需要留档，把 </w:t>
+      </w:r>
+      <w:r>
+        <w:rPr>
+          <w:rFonts w:ascii="Consolas" w:hAnsi="Consolas" w:eastAsia="宋体"/>
+          <w:b w:val="0"/>
+          <w:sz w:val="19"/>
+        </w:rPr>
+        <w:t>PERSIST_ENV_WARNINGS</w:t>
+      </w:r>
+      <w:r>
+        <w:rPr>
+          <w:rFonts w:ascii="Times New Roman" w:hAnsi="Times New Roman" w:eastAsia="宋体"/>
+          <w:b w:val="0"/>
+          <w:sz w:val="20"/>
+        </w:rPr>
+        <w:t xml:space="preserve"> 置为 </w:t>
+      </w:r>
+      <w:r>
+        <w:rPr>
+          <w:rFonts w:ascii="Consolas" w:hAnsi="Consolas" w:eastAsia="宋体"/>
+          <w:b w:val="0"/>
+          <w:sz w:val="19"/>
+        </w:rPr>
+        <w:t>true</w:t>
+      </w:r>
+      <w:r>
+        <w:rPr>
+          <w:rFonts w:ascii="Times New Roman" w:hAnsi="Times New Roman" w:eastAsia="宋体"/>
+          <w:b w:val="0"/>
+          <w:sz w:val="20"/>
+        </w:rPr>
+        <w:t>。</w:t>
+      </w:r>
+    </w:p>
+    <w:p>
+      <w:pPr>
+        <w:spacing w:before="160" w:after="80" w:line="300" w:lineRule="auto"/>
+      </w:pPr>
+      <w:r>
+        <w:rPr>
+          <w:rFonts w:ascii="Times New Roman" w:hAnsi="Times New Roman" w:eastAsia="黑体"/>
+          <w:b/>
+          <w:sz w:val="23"/>
+        </w:rPr>
+        <w:t>3.8 安全与审计（v2 加固，默认不改变现网行为）</w:t>
       </w:r>
     </w:p>
     <w:tbl>
@@ -15017,7 +16004,7 @@
                 <w:b w:val="0"/>
                 <w:sz w:val="19"/>
               </w:rPr>
-              <w:t>换用受支持格式，或按需扩充白名单（§3.7）</w:t>
+              <w:t>换用受支持格式，或按需扩充白名单（§3.8）</w:t>
             </w:r>
           </w:p>
         </w:tc>
@@ -21284,7 +22271,7 @@
                 <w:b w:val="0"/>
                 <w:sz w:val="19"/>
               </w:rPr>
-              <w:t>写接口安全加固落地：新增 §3.7 安全与审计变量、重写第 10 章（令牌校验/限流/审计/上传白名单/增益上限）、</w:t>
+              <w:t>写接口安全加固落地：新增安全与审计变量、重写第 10 章（令牌校验/限流/审计/上传白名单/增益上限）、</w:t>
             </w:r>
             <w:r>
               <w:rPr>
@@ -21301,6 +22288,105 @@
                 <w:sz w:val="19"/>
               </w:rPr>
               <w:t xml:space="preserve"> 路由正式挂载、新增 401/429/413 类故障排查</w:t>
+            </w:r>
+          </w:p>
+        </w:tc>
+      </w:tr>
+      <w:tr>
+        <w:tc>
+          <w:tcPr>
+            <w:tcW w:type="dxa" w:w="3024"/>
+          </w:tcPr>
+          <w:p>
+            <w:pPr>
+              <w:spacing w:line="276" w:lineRule="auto"/>
+            </w:pPr>
+            <w:r/>
+            <w:r>
+              <w:rPr>
+                <w:rFonts w:ascii="Times New Roman" w:hAnsi="Times New Roman" w:eastAsia="宋体"/>
+                <w:b w:val="0"/>
+                <w:sz w:val="19"/>
+              </w:rPr>
+              <w:t>v1.3</w:t>
+            </w:r>
+          </w:p>
+        </w:tc>
+        <w:tc>
+          <w:tcPr>
+            <w:tcW w:type="dxa" w:w="3024"/>
+          </w:tcPr>
+          <w:p>
+            <w:pPr>
+              <w:spacing w:line="276" w:lineRule="auto"/>
+            </w:pPr>
+            <w:r/>
+            <w:r>
+              <w:rPr>
+                <w:rFonts w:ascii="Times New Roman" w:hAnsi="Times New Roman" w:eastAsia="宋体"/>
+                <w:b w:val="0"/>
+                <w:sz w:val="19"/>
+              </w:rPr>
+              <w:t>2026-09-18</w:t>
+            </w:r>
+          </w:p>
+        </w:tc>
+        <w:tc>
+          <w:tcPr>
+            <w:tcW w:type="dxa" w:w="3024"/>
+          </w:tcPr>
+          <w:p>
+            <w:pPr>
+              <w:spacing w:line="276" w:lineRule="auto"/>
+            </w:pPr>
+            <w:r/>
+            <w:r>
+              <w:rPr>
+                <w:rFonts w:ascii="Times New Roman" w:hAnsi="Times New Roman" w:eastAsia="宋体"/>
+                <w:b w:val="0"/>
+                <w:sz w:val="19"/>
+              </w:rPr>
+              <w:t xml:space="preserve">按运维口径调整落库策略：新增 §3.7 落库口径（环境类预警不入库、环境量转为 PID 整定数据集 </w:t>
+            </w:r>
+            <w:r>
+              <w:rPr>
+                <w:rFonts w:ascii="Consolas" w:hAnsi="Consolas" w:eastAsia="宋体"/>
+                <w:b w:val="0"/>
+                <w:sz w:val="18"/>
+              </w:rPr>
+              <w:t>sensor_sample</w:t>
+            </w:r>
+            <w:r>
+              <w:rPr>
+                <w:rFonts w:ascii="Times New Roman" w:hAnsi="Times New Roman" w:eastAsia="宋体"/>
+                <w:b w:val="0"/>
+                <w:sz w:val="19"/>
+              </w:rPr>
+              <w:t xml:space="preserve">）；修复压力类告警因备注超列宽而静默丢失的问题；新增 </w:t>
+            </w:r>
+            <w:r>
+              <w:rPr>
+                <w:rFonts w:ascii="Consolas" w:hAnsi="Consolas" w:eastAsia="宋体"/>
+                <w:b w:val="0"/>
+                <w:sz w:val="18"/>
+              </w:rPr>
+              <w:t>/api/v2/samples</w:t>
+            </w:r>
+            <w:r>
+              <w:rPr>
+                <w:rFonts w:ascii="Times New Roman" w:hAnsi="Times New Roman" w:eastAsia="宋体"/>
+                <w:b w:val="0"/>
+                <w:sz w:val="19"/>
+              </w:rPr>
+              <w:t>、</w:t>
+            </w:r>
+            <w:r>
+              <w:rPr>
+                <w:rFonts w:ascii="Consolas" w:hAnsi="Consolas" w:eastAsia="宋体"/>
+                <w:b w:val="0"/>
+                <w:sz w:val="18"/>
+              </w:rPr>
+              <w:t>/api/v2/tuning-dataset</w:t>
             </w:r>
           </w:p>
         </w:tc>

--- a/docs/平台使用操作手册.docx
+++ b/docs/平台使用操作手册.docx
@@ -2513,6 +2513,128 @@
         <w:t>2.4 构建与启动</w:t>
       </w:r>
     </w:p>
+    <w:p>
+      <w:pPr>
+        <w:spacing w:before="40" w:after="80" w:line="300" w:lineRule="auto"/>
+        <w:ind w:left="283"/>
+      </w:pPr>
+      <w:r>
+        <w:rPr>
+          <w:rFonts w:ascii="Times New Roman" w:hAnsi="Times New Roman" w:eastAsia="宋体"/>
+          <w:b w:val="0"/>
+          <w:sz w:val="20"/>
+        </w:rPr>
+        <w:t xml:space="preserve">⚠️ </w:t>
+      </w:r>
+      <w:r>
+        <w:rPr>
+          <w:rFonts w:ascii="Times New Roman" w:hAnsi="Times New Roman" w:eastAsia="宋体"/>
+          <w:b/>
+          <w:sz w:val="20"/>
+        </w:rPr>
+        <w:t>所有 `npm` 命令都必须在工程目录下执行</w:t>
+      </w:r>
+      <w:r>
+        <w:rPr>
+          <w:rFonts w:ascii="Times New Roman" w:hAnsi="Times New Roman" w:eastAsia="宋体"/>
+          <w:b w:val="0"/>
+          <w:sz w:val="20"/>
+        </w:rPr>
+        <w:t>（</w:t>
+      </w:r>
+      <w:r>
+        <w:rPr>
+          <w:rFonts w:ascii="Consolas" w:hAnsi="Consolas" w:eastAsia="宋体"/>
+          <w:b w:val="0"/>
+          <w:sz w:val="19"/>
+        </w:rPr>
+        <w:t>cd /d D:\realtime-platform\realtime-platform-main</w:t>
+      </w:r>
+      <w:r>
+        <w:rPr>
+          <w:rFonts w:ascii="Times New Roman" w:hAnsi="Times New Roman" w:eastAsia="宋体"/>
+          <w:b w:val="0"/>
+          <w:sz w:val="20"/>
+        </w:rPr>
+        <w:t>）。</w:t>
+      </w:r>
+    </w:p>
+    <w:p>
+      <w:pPr>
+        <w:spacing w:before="40" w:after="80" w:line="300" w:lineRule="auto"/>
+        <w:ind w:left="283"/>
+      </w:pPr>
+      <w:r>
+        <w:rPr>
+          <w:rFonts w:ascii="Consolas" w:hAnsi="Consolas" w:eastAsia="宋体"/>
+          <w:b w:val="0"/>
+          <w:sz w:val="19"/>
+        </w:rPr>
+        <w:t>npm</w:t>
+      </w:r>
+      <w:r>
+        <w:rPr>
+          <w:rFonts w:ascii="Times New Roman" w:hAnsi="Times New Roman" w:eastAsia="宋体"/>
+          <w:b w:val="0"/>
+          <w:sz w:val="20"/>
+        </w:rPr>
+        <w:t xml:space="preserve"> 只在当前目录查找 </w:t>
+      </w:r>
+      <w:r>
+        <w:rPr>
+          <w:rFonts w:ascii="Consolas" w:hAnsi="Consolas" w:eastAsia="宋体"/>
+          <w:b w:val="0"/>
+          <w:sz w:val="19"/>
+        </w:rPr>
+        <w:t>package.json</w:t>
+      </w:r>
+      <w:r>
+        <w:rPr>
+          <w:rFonts w:ascii="Times New Roman" w:hAnsi="Times New Roman" w:eastAsia="宋体"/>
+          <w:b w:val="0"/>
+          <w:sz w:val="20"/>
+        </w:rPr>
+        <w:t xml:space="preserve">，若在 </w:t>
+      </w:r>
+      <w:r>
+        <w:rPr>
+          <w:rFonts w:ascii="Consolas" w:hAnsi="Consolas" w:eastAsia="宋体"/>
+          <w:b w:val="0"/>
+          <w:sz w:val="19"/>
+        </w:rPr>
+        <w:t>D:\</w:t>
+      </w:r>
+      <w:r>
+        <w:rPr>
+          <w:rFonts w:ascii="Times New Roman" w:hAnsi="Times New Roman" w:eastAsia="宋体"/>
+          <w:b w:val="0"/>
+          <w:sz w:val="20"/>
+        </w:rPr>
+        <w:t xml:space="preserve"> 等其它目录执行，会报</w:t>
+      </w:r>
+    </w:p>
+    <w:p>
+      <w:pPr>
+        <w:spacing w:before="40" w:after="80" w:line="300" w:lineRule="auto"/>
+        <w:ind w:left="283"/>
+      </w:pPr>
+      <w:r>
+        <w:rPr>
+          <w:rFonts w:ascii="Consolas" w:hAnsi="Consolas" w:eastAsia="宋体"/>
+          <w:b w:val="0"/>
+          <w:sz w:val="19"/>
+        </w:rPr>
+        <w:t>npm error enoent Could not read package.json: ...open 'D:\package.json'</w:t>
+      </w:r>
+      <w:r>
+        <w:rPr>
+          <w:rFonts w:ascii="Times New Roman" w:hAnsi="Times New Roman" w:eastAsia="宋体"/>
+          <w:b w:val="0"/>
+          <w:sz w:val="20"/>
+        </w:rPr>
+        <w:t>——这与平台本身无关。</w:t>
+      </w:r>
+    </w:p>
     <w:tbl>
       <w:tblPr>
         <w:tblStyle w:val="TableGrid"/>
@@ -2600,10 +2722,10 @@
             <w:r>
               <w:rPr>
                 <w:rFonts w:ascii="Times New Roman" w:hAnsi="Times New Roman" w:eastAsia="宋体"/>
-                <w:b w:val="0"/>
-                <w:sz w:val="19"/>
-              </w:rPr>
-              <w:t>前端开发（热更新）</w:t>
+                <w:b/>
+                <w:sz w:val="19"/>
+              </w:rPr>
+              <w:t>无硬件最快跑通</w:t>
             </w:r>
           </w:p>
         </w:tc>
@@ -2622,26 +2744,50 @@
                 <w:b w:val="0"/>
                 <w:sz w:val="18"/>
               </w:rPr>
-              <w:t>npm run dev</w:t>
-            </w:r>
-          </w:p>
-        </w:tc>
-        <w:tc>
-          <w:tcPr>
-            <w:tcW w:type="dxa" w:w="3024"/>
-          </w:tcPr>
-          <w:p>
-            <w:pPr>
-              <w:spacing w:line="276" w:lineRule="auto"/>
-            </w:pPr>
-            <w:r/>
-            <w:r>
-              <w:rPr>
-                <w:rFonts w:ascii="Times New Roman" w:hAnsi="Times New Roman" w:eastAsia="宋体"/>
-                <w:b w:val="0"/>
-                <w:sz w:val="19"/>
-              </w:rPr>
-              <w:t>Vite 开发服务器，接口走同源代理</w:t>
+              <w:t>npm start</w:t>
+            </w:r>
+          </w:p>
+        </w:tc>
+        <w:tc>
+          <w:tcPr>
+            <w:tcW w:type="dxa" w:w="3024"/>
+          </w:tcPr>
+          <w:p>
+            <w:pPr>
+              <w:spacing w:line="276" w:lineRule="auto"/>
+            </w:pPr>
+            <w:r/>
+            <w:r>
+              <w:rPr>
+                <w:rFonts w:ascii="Times New Roman" w:hAnsi="Times New Roman" w:eastAsia="宋体"/>
+                <w:b w:val="0"/>
+                <w:sz w:val="19"/>
+              </w:rPr>
+              <w:t xml:space="preserve">单端口 3000，直接托管仓库内已构建的 </w:t>
+            </w:r>
+            <w:r>
+              <w:rPr>
+                <w:rFonts w:ascii="Consolas" w:hAnsi="Consolas" w:eastAsia="宋体"/>
+                <w:b w:val="0"/>
+                <w:sz w:val="18"/>
+              </w:rPr>
+              <w:t>dist/</w:t>
+            </w:r>
+            <w:r>
+              <w:rPr>
+                <w:rFonts w:ascii="Times New Roman" w:hAnsi="Times New Roman" w:eastAsia="宋体"/>
+                <w:b w:val="0"/>
+                <w:sz w:val="19"/>
+              </w:rPr>
+              <w:t>，</w:t>
+            </w:r>
+            <w:r>
+              <w:rPr>
+                <w:rFonts w:ascii="Times New Roman" w:hAnsi="Times New Roman" w:eastAsia="宋体"/>
+                <w:b/>
+                <w:sz w:val="19"/>
+              </w:rPr>
+              <w:t>无需先 build</w:t>
             </w:r>
           </w:p>
         </w:tc>
@@ -2662,7 +2808,7 @@
                 <w:b w:val="0"/>
                 <w:sz w:val="19"/>
               </w:rPr>
-              <w:t>生产构建</w:t>
+              <w:t>前端 + 后端一起起（改前端用）</w:t>
             </w:r>
           </w:p>
         </w:tc>
@@ -2681,42 +2827,26 @@
                 <w:b w:val="0"/>
                 <w:sz w:val="18"/>
               </w:rPr>
-              <w:t>npm run build</w:t>
-            </w:r>
-          </w:p>
-        </w:tc>
-        <w:tc>
-          <w:tcPr>
-            <w:tcW w:type="dxa" w:w="3024"/>
-          </w:tcPr>
-          <w:p>
-            <w:pPr>
-              <w:spacing w:line="276" w:lineRule="auto"/>
-            </w:pPr>
-            <w:r/>
-            <w:r>
-              <w:rPr>
-                <w:rFonts w:ascii="Times New Roman" w:hAnsi="Times New Roman" w:eastAsia="宋体"/>
-                <w:b w:val="0"/>
-                <w:sz w:val="19"/>
-              </w:rPr>
-              <w:t xml:space="preserve">产物输出到 </w:t>
-            </w:r>
-            <w:r>
-              <w:rPr>
-                <w:rFonts w:ascii="Consolas" w:hAnsi="Consolas" w:eastAsia="宋体"/>
-                <w:b w:val="0"/>
-                <w:sz w:val="18"/>
-              </w:rPr>
-              <w:t>dist/</w:t>
-            </w:r>
-            <w:r>
-              <w:rPr>
-                <w:rFonts w:ascii="Times New Roman" w:hAnsi="Times New Roman" w:eastAsia="宋体"/>
-                <w:b w:val="0"/>
-                <w:sz w:val="19"/>
-              </w:rPr>
-              <w:t>，由 Express 直接托管</w:t>
+              <w:t>npm run dev:all</w:t>
+            </w:r>
+          </w:p>
+        </w:tc>
+        <w:tc>
+          <w:tcPr>
+            <w:tcW w:type="dxa" w:w="3024"/>
+          </w:tcPr>
+          <w:p>
+            <w:pPr>
+              <w:spacing w:line="276" w:lineRule="auto"/>
+            </w:pPr>
+            <w:r/>
+            <w:r>
+              <w:rPr>
+                <w:rFonts w:ascii="Times New Roman" w:hAnsi="Times New Roman" w:eastAsia="宋体"/>
+                <w:b w:val="0"/>
+                <w:sz w:val="19"/>
+              </w:rPr>
+              <w:t>同时启动后端(3000)与 Vite(5173)，页面请求经代理转发</w:t>
             </w:r>
           </w:p>
         </w:tc>
@@ -2737,7 +2867,7 @@
                 <w:b w:val="0"/>
                 <w:sz w:val="19"/>
               </w:rPr>
-              <w:t>生产启动</w:t>
+              <w:t>仅前端热更新</w:t>
             </w:r>
           </w:p>
         </w:tc>
@@ -2756,50 +2886,58 @@
                 <w:b w:val="0"/>
                 <w:sz w:val="18"/>
               </w:rPr>
+              <w:t>npm run dev</w:t>
+            </w:r>
+          </w:p>
+        </w:tc>
+        <w:tc>
+          <w:tcPr>
+            <w:tcW w:type="dxa" w:w="3024"/>
+          </w:tcPr>
+          <w:p>
+            <w:pPr>
+              <w:spacing w:line="276" w:lineRule="auto"/>
+            </w:pPr>
+            <w:r/>
+            <w:r>
+              <w:rPr>
+                <w:rFonts w:ascii="Times New Roman" w:hAnsi="Times New Roman" w:eastAsia="宋体"/>
+                <w:b/>
+                <w:sz w:val="19"/>
+              </w:rPr>
+              <w:t>只起 Vite</w:t>
+            </w:r>
+            <w:r>
+              <w:rPr>
+                <w:rFonts w:ascii="Times New Roman" w:hAnsi="Times New Roman" w:eastAsia="宋体"/>
+                <w:b w:val="0"/>
+                <w:sz w:val="19"/>
+              </w:rPr>
+              <w:t xml:space="preserve">，后端须另开终端 </w:t>
+            </w:r>
+            <w:r>
+              <w:rPr>
+                <w:rFonts w:ascii="Consolas" w:hAnsi="Consolas" w:eastAsia="宋体"/>
+                <w:b w:val="0"/>
+                <w:sz w:val="18"/>
+              </w:rPr>
               <w:t>npm start</w:t>
             </w:r>
-          </w:p>
-        </w:tc>
-        <w:tc>
-          <w:tcPr>
-            <w:tcW w:type="dxa" w:w="3024"/>
-          </w:tcPr>
-          <w:p>
-            <w:pPr>
-              <w:spacing w:line="276" w:lineRule="auto"/>
-            </w:pPr>
-            <w:r/>
+            <w:r>
+              <w:rPr>
+                <w:rFonts w:ascii="Times New Roman" w:hAnsi="Times New Roman" w:eastAsia="宋体"/>
+                <w:b w:val="0"/>
+                <w:sz w:val="19"/>
+              </w:rPr>
+              <w:t xml:space="preserve">，否则接口报 </w:t>
+            </w:r>
             <w:r>
               <w:rPr>
                 <w:rFonts w:ascii="Consolas" w:hAnsi="Consolas" w:eastAsia="宋体"/>
                 <w:b w:val="0"/>
                 <w:sz w:val="18"/>
               </w:rPr>
-              <w:t>node server.js</w:t>
-            </w:r>
-            <w:r>
-              <w:rPr>
-                <w:rFonts w:ascii="Times New Roman" w:hAnsi="Times New Roman" w:eastAsia="宋体"/>
-                <w:b w:val="0"/>
-                <w:sz w:val="19"/>
-              </w:rPr>
-              <w:t xml:space="preserve">，默认监听 </w:t>
-            </w:r>
-            <w:r>
-              <w:rPr>
-                <w:rFonts w:ascii="Consolas" w:hAnsi="Consolas" w:eastAsia="宋体"/>
-                <w:b w:val="0"/>
-                <w:sz w:val="18"/>
-              </w:rPr>
-              <w:t>PORT=3000</w:t>
-            </w:r>
-            <w:r>
-              <w:rPr>
-                <w:rFonts w:ascii="Times New Roman" w:hAnsi="Times New Roman" w:eastAsia="宋体"/>
-                <w:b w:val="0"/>
-                <w:sz w:val="19"/>
-              </w:rPr>
-              <w:t>（一个服务全包）</w:t>
+              <w:t>ECONNREFUSED 127.0.0.1:3000</w:t>
             </w:r>
           </w:p>
         </w:tc>
@@ -2820,6 +2958,164 @@
                 <w:b w:val="0"/>
                 <w:sz w:val="19"/>
               </w:rPr>
+              <w:t>生产构建</w:t>
+            </w:r>
+          </w:p>
+        </w:tc>
+        <w:tc>
+          <w:tcPr>
+            <w:tcW w:type="dxa" w:w="3024"/>
+          </w:tcPr>
+          <w:p>
+            <w:pPr>
+              <w:spacing w:line="276" w:lineRule="auto"/>
+            </w:pPr>
+            <w:r/>
+            <w:r>
+              <w:rPr>
+                <w:rFonts w:ascii="Consolas" w:hAnsi="Consolas" w:eastAsia="宋体"/>
+                <w:b w:val="0"/>
+                <w:sz w:val="18"/>
+              </w:rPr>
+              <w:t>npm run build</w:t>
+            </w:r>
+          </w:p>
+        </w:tc>
+        <w:tc>
+          <w:tcPr>
+            <w:tcW w:type="dxa" w:w="3024"/>
+          </w:tcPr>
+          <w:p>
+            <w:pPr>
+              <w:spacing w:line="276" w:lineRule="auto"/>
+            </w:pPr>
+            <w:r/>
+            <w:r>
+              <w:rPr>
+                <w:rFonts w:ascii="Times New Roman" w:hAnsi="Times New Roman" w:eastAsia="宋体"/>
+                <w:b w:val="0"/>
+                <w:sz w:val="19"/>
+              </w:rPr>
+              <w:t xml:space="preserve">产物输出到 </w:t>
+            </w:r>
+            <w:r>
+              <w:rPr>
+                <w:rFonts w:ascii="Consolas" w:hAnsi="Consolas" w:eastAsia="宋体"/>
+                <w:b w:val="0"/>
+                <w:sz w:val="18"/>
+              </w:rPr>
+              <w:t>dist/</w:t>
+            </w:r>
+            <w:r>
+              <w:rPr>
+                <w:rFonts w:ascii="Times New Roman" w:hAnsi="Times New Roman" w:eastAsia="宋体"/>
+                <w:b w:val="0"/>
+                <w:sz w:val="19"/>
+              </w:rPr>
+              <w:t>，由 Express 直接托管</w:t>
+            </w:r>
+          </w:p>
+        </w:tc>
+      </w:tr>
+      <w:tr>
+        <w:tc>
+          <w:tcPr>
+            <w:tcW w:type="dxa" w:w="3024"/>
+          </w:tcPr>
+          <w:p>
+            <w:pPr>
+              <w:spacing w:line="276" w:lineRule="auto"/>
+            </w:pPr>
+            <w:r/>
+            <w:r>
+              <w:rPr>
+                <w:rFonts w:ascii="Times New Roman" w:hAnsi="Times New Roman" w:eastAsia="宋体"/>
+                <w:b w:val="0"/>
+                <w:sz w:val="19"/>
+              </w:rPr>
+              <w:t>生产启动</w:t>
+            </w:r>
+          </w:p>
+        </w:tc>
+        <w:tc>
+          <w:tcPr>
+            <w:tcW w:type="dxa" w:w="3024"/>
+          </w:tcPr>
+          <w:p>
+            <w:pPr>
+              <w:spacing w:line="276" w:lineRule="auto"/>
+            </w:pPr>
+            <w:r/>
+            <w:r>
+              <w:rPr>
+                <w:rFonts w:ascii="Consolas" w:hAnsi="Consolas" w:eastAsia="宋体"/>
+                <w:b w:val="0"/>
+                <w:sz w:val="18"/>
+              </w:rPr>
+              <w:t>npm start</w:t>
+            </w:r>
+          </w:p>
+        </w:tc>
+        <w:tc>
+          <w:tcPr>
+            <w:tcW w:type="dxa" w:w="3024"/>
+          </w:tcPr>
+          <w:p>
+            <w:pPr>
+              <w:spacing w:line="276" w:lineRule="auto"/>
+            </w:pPr>
+            <w:r/>
+            <w:r>
+              <w:rPr>
+                <w:rFonts w:ascii="Consolas" w:hAnsi="Consolas" w:eastAsia="宋体"/>
+                <w:b w:val="0"/>
+                <w:sz w:val="18"/>
+              </w:rPr>
+              <w:t>node server.js</w:t>
+            </w:r>
+            <w:r>
+              <w:rPr>
+                <w:rFonts w:ascii="Times New Roman" w:hAnsi="Times New Roman" w:eastAsia="宋体"/>
+                <w:b w:val="0"/>
+                <w:sz w:val="19"/>
+              </w:rPr>
+              <w:t xml:space="preserve">，默认监听 </w:t>
+            </w:r>
+            <w:r>
+              <w:rPr>
+                <w:rFonts w:ascii="Consolas" w:hAnsi="Consolas" w:eastAsia="宋体"/>
+                <w:b w:val="0"/>
+                <w:sz w:val="18"/>
+              </w:rPr>
+              <w:t>PORT=3000</w:t>
+            </w:r>
+            <w:r>
+              <w:rPr>
+                <w:rFonts w:ascii="Times New Roman" w:hAnsi="Times New Roman" w:eastAsia="宋体"/>
+                <w:b w:val="0"/>
+                <w:sz w:val="19"/>
+              </w:rPr>
+              <w:t>（一个服务全包）</w:t>
+            </w:r>
+          </w:p>
+        </w:tc>
+      </w:tr>
+      <w:tr>
+        <w:tc>
+          <w:tcPr>
+            <w:tcW w:type="dxa" w:w="3024"/>
+          </w:tcPr>
+          <w:p>
+            <w:pPr>
+              <w:spacing w:line="276" w:lineRule="auto"/>
+            </w:pPr>
+            <w:r/>
+            <w:r>
+              <w:rPr>
+                <w:rFonts w:ascii="Times New Roman" w:hAnsi="Times New Roman" w:eastAsia="宋体"/>
+                <w:b w:val="0"/>
+                <w:sz w:val="19"/>
+              </w:rPr>
               <w:t>代码检查</w:t>
             </w:r>
           </w:p>
@@ -2859,6 +3155,81 @@
                 <w:sz w:val="19"/>
               </w:rPr>
               <w:t>oxlint + eslint</w:t>
+            </w:r>
+          </w:p>
+        </w:tc>
+      </w:tr>
+      <w:tr>
+        <w:tc>
+          <w:tcPr>
+            <w:tcW w:type="dxa" w:w="3024"/>
+          </w:tcPr>
+          <w:p>
+            <w:pPr>
+              <w:spacing w:line="276" w:lineRule="auto"/>
+            </w:pPr>
+            <w:r/>
+            <w:r>
+              <w:rPr>
+                <w:rFonts w:ascii="Times New Roman" w:hAnsi="Times New Roman" w:eastAsia="宋体"/>
+                <w:b w:val="0"/>
+                <w:sz w:val="19"/>
+              </w:rPr>
+              <w:t>模拟器体检</w:t>
+            </w:r>
+          </w:p>
+        </w:tc>
+        <w:tc>
+          <w:tcPr>
+            <w:tcW w:type="dxa" w:w="3024"/>
+          </w:tcPr>
+          <w:p>
+            <w:pPr>
+              <w:spacing w:line="276" w:lineRule="auto"/>
+            </w:pPr>
+            <w:r/>
+            <w:r>
+              <w:rPr>
+                <w:rFonts w:ascii="Consolas" w:hAnsi="Consolas" w:eastAsia="宋体"/>
+                <w:b w:val="0"/>
+                <w:sz w:val="18"/>
+              </w:rPr>
+              <w:t>npm run doctor</w:t>
+            </w:r>
+          </w:p>
+        </w:tc>
+        <w:tc>
+          <w:tcPr>
+            <w:tcW w:type="dxa" w:w="3024"/>
+          </w:tcPr>
+          <w:p>
+            <w:pPr>
+              <w:spacing w:line="276" w:lineRule="auto"/>
+            </w:pPr>
+            <w:r/>
+            <w:r>
+              <w:rPr>
+                <w:rFonts w:ascii="Times New Roman" w:hAnsi="Times New Roman" w:eastAsia="宋体"/>
+                <w:b w:val="0"/>
+                <w:sz w:val="19"/>
+              </w:rPr>
+              <w:t>检查 Node、依赖、</w:t>
+            </w:r>
+            <w:r>
+              <w:rPr>
+                <w:rFonts w:ascii="Consolas" w:hAnsi="Consolas" w:eastAsia="宋体"/>
+                <w:b w:val="0"/>
+                <w:sz w:val="18"/>
+              </w:rPr>
+              <w:t>.env</w:t>
+            </w:r>
+            <w:r>
+              <w:rPr>
+                <w:rFonts w:ascii="Times New Roman" w:hAnsi="Times New Roman" w:eastAsia="宋体"/>
+                <w:b w:val="0"/>
+                <w:sz w:val="19"/>
+              </w:rPr>
+              <w:t xml:space="preserve"> 一致性与端口占用</w:t>
             </w:r>
           </w:p>
         </w:tc>
@@ -2888,6 +3259,96 @@
           <w:sz w:val="20"/>
         </w:rPr>
         <w:t>http://&lt;服务器IP&gt;:3000</w:t>
+      </w:r>
+    </w:p>
+    <w:p>
+      <w:pPr>
+        <w:spacing w:before="40" w:after="80" w:line="300" w:lineRule="auto"/>
+        <w:ind w:left="283"/>
+      </w:pPr>
+      <w:r>
+        <w:rPr>
+          <w:rFonts w:ascii="Times New Roman" w:hAnsi="Times New Roman" w:eastAsia="宋体"/>
+          <w:b w:val="0"/>
+          <w:sz w:val="20"/>
+        </w:rPr>
+        <w:t xml:space="preserve">💡 </w:t>
+      </w:r>
+      <w:r>
+        <w:rPr>
+          <w:rFonts w:ascii="Times New Roman" w:hAnsi="Times New Roman" w:eastAsia="宋体"/>
+          <w:b/>
+          <w:sz w:val="20"/>
+        </w:rPr>
+        <w:t>不想敲命令</w:t>
+      </w:r>
+      <w:r>
+        <w:rPr>
+          <w:rFonts w:ascii="Times New Roman" w:hAnsi="Times New Roman" w:eastAsia="宋体"/>
+          <w:b w:val="0"/>
+          <w:sz w:val="20"/>
+        </w:rPr>
+        <w:t xml:space="preserve">：双击工程目录下的 </w:t>
+      </w:r>
+      <w:r>
+        <w:rPr>
+          <w:rFonts w:ascii="Consolas" w:hAnsi="Consolas" w:eastAsia="宋体"/>
+          <w:b w:val="0"/>
+          <w:sz w:val="19"/>
+        </w:rPr>
+        <w:t>启动平台.bat</w:t>
+      </w:r>
+      <w:r>
+        <w:rPr>
+          <w:rFonts w:ascii="Times New Roman" w:hAnsi="Times New Roman" w:eastAsia="宋体"/>
+          <w:b w:val="0"/>
+          <w:sz w:val="20"/>
+        </w:rPr>
+        <w:t xml:space="preserve">（或总文件夹下的 </w:t>
+      </w:r>
+      <w:r>
+        <w:rPr>
+          <w:rFonts w:ascii="Consolas" w:hAnsi="Consolas" w:eastAsia="宋体"/>
+          <w:b w:val="0"/>
+          <w:sz w:val="19"/>
+        </w:rPr>
+        <w:t>启动平台（双击这里）.bat</w:t>
+      </w:r>
+      <w:r>
+        <w:rPr>
+          <w:rFonts w:ascii="Times New Roman" w:hAnsi="Times New Roman" w:eastAsia="宋体"/>
+          <w:b w:val="0"/>
+          <w:sz w:val="20"/>
+        </w:rPr>
+        <w:t>）。</w:t>
+      </w:r>
+    </w:p>
+    <w:p>
+      <w:pPr>
+        <w:spacing w:before="40" w:after="80" w:line="300" w:lineRule="auto"/>
+        <w:ind w:left="283"/>
+      </w:pPr>
+      <w:r>
+        <w:rPr>
+          <w:rFonts w:ascii="Times New Roman" w:hAnsi="Times New Roman" w:eastAsia="宋体"/>
+          <w:b w:val="0"/>
+          <w:sz w:val="20"/>
+        </w:rPr>
+        <w:t>脚本会自动切到工程目录并给出菜单——启动平台 / 构建后启动 / 同时启动模拟器与平台 / 只启动模拟器 / 环境自检，</w:t>
+      </w:r>
+    </w:p>
+    <w:p>
+      <w:pPr>
+        <w:spacing w:before="40" w:after="80" w:line="300" w:lineRule="auto"/>
+        <w:ind w:left="283"/>
+      </w:pPr>
+      <w:r>
+        <w:rPr>
+          <w:rFonts w:ascii="Times New Roman" w:hAnsi="Times New Roman" w:eastAsia="宋体"/>
+          <w:b w:val="0"/>
+          <w:sz w:val="20"/>
+        </w:rPr>
+        <w:t>可从根上避免"在错误目录执行 npm"这一类报错。</w:t>
       </w:r>
     </w:p>
     <w:p>
